--- a/docs/docsAula/TermoReferência.docx
+++ b/docs/docsAula/TermoReferência.docx
@@ -121,7 +121,7 @@
       </w:pPr>
       <w:r>
         <w:rPr/>
-        <w:t>Ricardo José da Silva, Arthur Vilmar dos Santos e Pedro Vilmar dos Santos · Versão 1.4</w:t>
+        <w:t>Ricardo José da Silva, Arthur Vilmar dos Santos e Pedro Vilmar dos Santos · Versão 1.5</w:t>
       </w:r>
     </w:p>
     <w:p>
@@ -521,6 +521,7 @@
           <w:p>
             <w:r>
               <w:t>1.4 (alinhamento com a arquitetura em camadas efetivamente implementada, com o catálogo de verificações contado no código e com as capacidades de rastreamento e de área autenticada já presentes no artefato)</w:t>
+              <w:t xml:space="preserve"> · 1.5 (adendo: acréscimo do item 12 ao escopo incluído, sem alteração de conteúdo anterior)</w:t>
             </w:r>
           </w:p>
         </w:tc>
@@ -1379,6 +1380,57 @@
                 <w:rFonts w:ascii="Arial" w:hAnsi="Arial"/>
               </w:rPr>
               <w:t>Filtrar os achados por severidade na tela de resultado da análise.</w:t>
+            </w:r>
+          </w:p>
+        </w:tc>
+      </w:tr>
+      <w:tr>
+        <w:tc>
+          <w:tcPr>
+            <w:tcW w:type="dxa" w:w="700"/>
+            <w:shd w:fill="F2F4F4" w:color="auto" w:val="clear"/>
+            <w:tcMar>
+              <w:top w:type="dxa" w:w="80"/>
+              <w:left w:type="dxa" w:w="110"/>
+              <w:bottom w:type="dxa" w:w="80"/>
+              <w:right w:type="dxa" w:w="110"/>
+            </w:tcMar>
+          </w:tcPr>
+          <w:p>
+            <w:pPr>
+              <w:spacing w:after="0" w:line="250"/>
+              <w:jc w:val="left"/>
+            </w:pPr>
+            <w:r>
+              <w:rPr>
+                <w:rFonts w:ascii="Calibri" w:cs="Calibri" w:eastAsia="Calibri" w:hAnsi="Calibri"/>
+                <w:b/>
+                <w:bCs/>
+                <w:color w:val="333333"/>
+                <w:sz w:val="20"/>
+                <w:szCs w:val="20"/>
+              </w:rPr>
+              <w:t>12</w:t>
+            </w:r>
+          </w:p>
+        </w:tc>
+        <w:tc>
+          <w:tcPr>
+            <w:tcW w:type="dxa" w:w="8660"/>
+            <w:shd w:fill="F2F4F4" w:color="auto" w:val="clear"/>
+            <w:tcMar>
+              <w:top w:type="dxa" w:w="80"/>
+              <w:left w:type="dxa" w:w="110"/>
+              <w:bottom w:type="dxa" w:w="80"/>
+              <w:right w:type="dxa" w:w="110"/>
+            </w:tcMar>
+          </w:tcPr>
+          <w:p>
+            <w:r>
+              <w:rPr>
+                <w:rFonts w:ascii="Arial" w:hAnsi="Arial"/>
+              </w:rPr>
+              <w:t>Gerar um relatório completo da análise em formato próprio para impressão ou geração de PDF, contendo o cabeçalho da análise, as métricas de execução e todos os achados com a sua explicação e orientação de correção.</w:t>
             </w:r>
           </w:p>
         </w:tc>
@@ -4268,6 +4320,48 @@
           <w:p>
             <w:r>
               <w:t>Alinhamento com o artefato após a consolidação da arquitetura (Fases 2 e 3). Razão técnica: o Termo descrevia a análise como aplicada ao endereço informado, enquanto o mecanismo implementado expande esse endereço para a superfície alcançável da mesma origem e aceita credencial de sessão transitória — capacidades já presentes no código e ausentes do escopo incluído. Foram acrescentados os itens 9, 10 e 11 ao escopo e quatro produtos entregáveis (padrão de codificação, relatório de medição e os documentos das Fases 2 e 3). Impacto: nenhum sobre prazo ou esforço; trata-se de registro de escopo já realizado. Nenhuma linha anterior foi removida.</w:t>
+            </w:r>
+          </w:p>
+        </w:tc>
+      </w:tr>
+      <w:tr>
+        <w:tc>
+          <w:tcPr>
+            <w:tcW w:type="dxa" w:w="1100"/>
+          </w:tcPr>
+          <w:p>
+            <w:r>
+              <w:t>1.5</w:t>
+            </w:r>
+          </w:p>
+        </w:tc>
+        <w:tc>
+          <w:tcPr>
+            <w:tcW w:type="dxa" w:w="1500"/>
+          </w:tcPr>
+          <w:p>
+            <w:r>
+              <w:t>23/09/2026</w:t>
+            </w:r>
+          </w:p>
+        </w:tc>
+        <w:tc>
+          <w:tcPr>
+            <w:tcW w:type="dxa" w:w="2700"/>
+          </w:tcPr>
+          <w:p>
+            <w:r>
+              <w:t>Seção 3.2 — acréscimo do item 12</w:t>
+            </w:r>
+          </w:p>
+        </w:tc>
+        <w:tc>
+          <w:tcPr>
+            <w:tcW w:type="dxa" w:w="4060"/>
+          </w:tcPr>
+          <w:p>
+            <w:r>
+              <w:t>O relatório para impressão já existe no artefato entregue (rota page=report, renderizada por Presentation\Views::analysisResult) e não possuía item correspondente no escopo incluído. Sem esse item, o requisito funcional de geração de relatório ficava sem origem em um item deste termo, contrariando a regra de rastreabilidade da Entrega E1. Impacto: nenhum sobre prazo ou esforço, por se tratar de registro de escopo já realizado. Este adendo apenas acrescenta linhas; nenhuma linha anterior foi alterada ou removida.</w:t>
             </w:r>
           </w:p>
         </w:tc>
